--- a/ats/ATS_Embedded_Firmware_Resume.docx
+++ b/ats/ATS_Embedded_Firmware_Resume.docx
@@ -70,7 +70,7 @@
           <w:color w:val="111111"/>
           <w:sz w:val="19"/>
         </w:rPr>
-        <w:t>Senior embedded systems and firmware engineer with 13+ years building microcontroller products, board-support software, PCB bring-up tools, acquisition systems, industrial interfaces, and embedded Linux/Raspberry Pi applications. Strong C, Embedded C, Python, STM32/AVR/PIC/ESP32, SPI, I2C, UART, CAN, Ethernet/LWIP, SMPS, hardware debugging, and sensor-acquisition background, strengthened by current neuroengineering research work.</w:t>
+        <w:t>Senior embedded systems and firmware engineer with 13+ years building microcontroller products, board-support software, PCB bring-up tools, acquisition systems, industrial interfaces, and embedded Linux/Raspberry Pi applications. Strong C, Embedded C, Python, STM32/AVR/PIC/ESP32, SPI, I2C, UART, CAN, Ethernet/LWIP, SMPS, hardware debugging, and sensor-acquisition background, strengthened by current EEG/fNIRS and closed-loop BCI research work.</w:t>
       </w:r>
     </w:p>
     <w:p>
@@ -400,7 +400,7 @@
           <w:color w:val="111111"/>
           <w:sz w:val="19"/>
         </w:rPr>
-        <w:t>8eeg8fNIRS</w:t>
+        <w:t>BCT_8EEG_8FNIRS</w:t>
       </w:r>
     </w:p>
     <w:p>
@@ -410,7 +410,33 @@
         <w:ind w:left="461" w:hanging="230"/>
       </w:pPr>
       <w:r>
-        <w:t>Developed Raspberry Pi acquisition/control software for ADS1299, ADS8688, DAC8565, SPI, GPIO, watchdog PWM, MUX/TDM sequencing, live plotting, and CSV logging.</w:t>
+        <w:t>Developed Raspberry Pi acquisition/control software for ADS1299, ADS8688, DAC8565, shared SPI0, GPIO MUX/TDM sequencing, watchdog PWM, thread-safe SPI transfers, live plotting, and CSV logging.</w:t>
+      </w:r>
+    </w:p>
+    <w:p>
+      <w:pPr>
+        <w:keepNext/>
+        <w:spacing w:before="40" w:after="20" w:line="259" w:lineRule="auto"/>
+      </w:pPr>
+      <w:r>
+        <w:rPr>
+          <w:rFonts w:ascii="Calibri" w:hAnsi="Calibri"/>
+          <w:b/>
+          <w:i w:val="0"/>
+          <w:color w:val="111111"/>
+          <w:sz w:val="19"/>
+        </w:rPr>
+        <w:t>BCI_Game_Loop_FPGA</w:t>
+      </w:r>
+    </w:p>
+    <w:p>
+      <w:pPr>
+        <w:pStyle w:val="ListBullet"/>
+        <w:spacing w:after="40" w:line="250" w:lineRule="auto"/>
+        <w:ind w:left="461" w:hanging="230"/>
+      </w:pPr>
+      <w:r>
+        <w:t>Defined embedded packet and transport contracts for FPGA-to-game control across Ethernet, Wi-Fi, UART, and SPI, including sequence numbers, class IDs, Q15 confidence values, and optional five-score payloads.</w:t>
       </w:r>
     </w:p>
     <w:p>
@@ -437,32 +463,6 @@
       </w:pPr>
       <w:r>
         <w:t>Designed a custom STM32F405RGT6 development board with multilayer PCB, MicroPython firmware, sensor/actuator interfaces, and power-management debugging.</w:t>
-      </w:r>
-    </w:p>
-    <w:p>
-      <w:pPr>
-        <w:keepNext/>
-        <w:spacing w:before="40" w:after="20" w:line="259" w:lineRule="auto"/>
-      </w:pPr>
-      <w:r>
-        <w:rPr>
-          <w:rFonts w:ascii="Calibri" w:hAnsi="Calibri"/>
-          <w:b/>
-          <w:i w:val="0"/>
-          <w:color w:val="111111"/>
-          <w:sz w:val="19"/>
-        </w:rPr>
-        <w:t>Industrial Embedded Systems</w:t>
-      </w:r>
-    </w:p>
-    <w:p>
-      <w:pPr>
-        <w:pStyle w:val="ListBullet"/>
-        <w:spacing w:after="40" w:line="250" w:lineRule="auto"/>
-        <w:ind w:left="461" w:hanging="230"/>
-      </w:pPr>
-      <w:r>
-        <w:t>Delivered embedded products across telecom, media, LiFi, Ethernet switching, temperature acquisition, DC power monitoring, SMPS, CAN, SPI, I2C, UART, and HTTP/LWIP interfaces.</w:t>
       </w:r>
     </w:p>
     <w:p>

--- a/ats/ATS_Embedded_Firmware_Resume.docx
+++ b/ats/ATS_Embedded_Firmware_Resume.docx
@@ -485,6 +485,16 @@
     </w:p>
     <w:p>
       <w:pPr>
+        <w:pStyle w:val="ListBullet"/>
+        <w:spacing w:after="40" w:line="250" w:lineRule="auto"/>
+        <w:ind w:left="461" w:hanging="230"/>
+      </w:pPr>
+      <w:r>
+        <w:t>Published thesis: Singh H. A robust intrusion detection system utilizing uncertain reasoning techniques in artificial intelligence. The University of Regina (Canada); 2024.</w:t>
+      </w:r>
+    </w:p>
+    <w:p>
+      <w:pPr>
         <w:pStyle w:val="Heading2"/>
       </w:pPr>
       <w:r>
